--- a/1С_Предприятие/практика 7.docx
+++ b/1С_Предприятие/практика 7.docx
@@ -203,7 +203,23 @@
           <w:sz w:val="28"/>
           <w:szCs w:val="28"/>
         </w:rPr>
-        <w:t xml:space="preserve"> Измените у подсистем Справочники и Администрирования изображения по умолчанию на изображения из архива.</w:t>
+        <w:t xml:space="preserve"> Измените у подсистем Справочники и Администрирования изображения по умолчанию на изображения из архива</w:t>
+      </w:r>
+      <w:r>
+        <w:rPr>
+          <w:rFonts w:ascii="Times New Roman" w:eastAsiaTheme="majorEastAsia" w:hAnsi="Times New Roman" w:cs="Times New Roman"/>
+          <w:sz w:val="28"/>
+          <w:szCs w:val="28"/>
+        </w:rPr>
+        <w:t xml:space="preserve"> (https://disk.360.yandex.ru/d/sycByMQ5Dv2wxQ)</w:t>
+      </w:r>
+      <w:r>
+        <w:rPr>
+          <w:rFonts w:ascii="Times New Roman" w:eastAsiaTheme="majorEastAsia" w:hAnsi="Times New Roman" w:cs="Times New Roman"/>
+          <w:sz w:val="28"/>
+          <w:szCs w:val="28"/>
+        </w:rPr>
+        <w:t>.</w:t>
       </w:r>
     </w:p>
     <w:p>
